--- a/Project/Document/CIS2232_ProjectTopic_OhanekwuRobert_Sybil.docx
+++ b/Project/Document/CIS2232_ProjectTopic_OhanekwuRobert_Sybil.docx
@@ -213,6 +213,43 @@
       </w:tr>
     </w:tbl>
     <w:p/>
+    <w:p>
+      <w:pPr>
+        <w:pStyle w:val="Heading1"/>
+      </w:pPr>
+      <w:r>
+        <w:t>Project Base Color</w:t>
+      </w:r>
+    </w:p>
+    <w:tbl>
+      <w:tblPr>
+        <w:tblStyle w:val="TableGrid"/>
+        <w:tblW w:w="0" w:type="auto"/>
+        <w:tblLook w:val="04A0" w:firstRow="1" w:lastRow="0" w:firstColumn="1" w:lastColumn="0" w:noHBand="0" w:noVBand="1"/>
+      </w:tblPr>
+      <w:tblGrid>
+        <w:gridCol w:w="4945"/>
+      </w:tblGrid>
+      <w:tr>
+        <w:tc>
+          <w:tcPr>
+            <w:tcW w:w="4945" w:type="dxa"/>
+            <w:tcBorders>
+              <w:top w:val="single" w:sz="4" w:space="0" w:color="auto"/>
+              <w:left w:val="single" w:sz="4" w:space="0" w:color="auto"/>
+              <w:bottom w:val="single" w:sz="4" w:space="0" w:color="auto"/>
+              <w:right w:val="single" w:sz="4" w:space="0" w:color="auto"/>
+            </w:tcBorders>
+            <w:hideMark/>
+          </w:tcPr>
+          <w:p>
+            <w:pPr>
+              <w:spacing w:after="160" w:line="259" w:lineRule="auto"/>
+            </w:pPr>
+          </w:p>
+        </w:tc>
+      </w:tr>
+    </w:tbl>
     <w:p>
       <w:pPr>
         <w:rPr>
@@ -1330,7 +1367,6 @@
   <w:style w:type="character" w:default="1" w:styleId="DefaultParagraphFont">
     <w:name w:val="Default Paragraph Font"/>
     <w:uiPriority w:val="1"/>
-    <w:semiHidden/>
     <w:unhideWhenUsed/>
   </w:style>
   <w:style w:type="table" w:default="1" w:styleId="TableNormal">

--- a/Project/Document/CIS2232_ProjectTopic_OhanekwuRobert_Sybil.docx
+++ b/Project/Document/CIS2232_ProjectTopic_OhanekwuRobert_Sybil.docx
@@ -70,7 +70,15 @@
         <w:t xml:space="preserve"> </w:t>
       </w:r>
       <w:r>
-        <w:t xml:space="preserve">It can be anything really but something that would take some manipulation / calculations based on the input fields.  </w:t>
+        <w:t xml:space="preserve">It can be </w:t>
+      </w:r>
+      <w:proofErr w:type="gramStart"/>
+      <w:r>
+        <w:t>anything really</w:t>
+      </w:r>
+      <w:proofErr w:type="gramEnd"/>
+      <w:r>
+        <w:t xml:space="preserve"> but something that would take some manipulation / calculations based on the input fields.  </w:t>
       </w:r>
       <w:r>
         <w:t xml:space="preserve">You may make up some details to allow a calculation. </w:t>
@@ -228,12 +236,12 @@
         <w:tblLook w:val="04A0" w:firstRow="1" w:lastRow="0" w:firstColumn="1" w:lastColumn="0" w:noHBand="0" w:noVBand="1"/>
       </w:tblPr>
       <w:tblGrid>
-        <w:gridCol w:w="4945"/>
+        <w:gridCol w:w="5087"/>
       </w:tblGrid>
       <w:tr>
         <w:tc>
           <w:tcPr>
-            <w:tcW w:w="4945" w:type="dxa"/>
+            <w:tcW w:w="5087" w:type="dxa"/>
             <w:tcBorders>
               <w:top w:val="single" w:sz="4" w:space="0" w:color="auto"/>
               <w:left w:val="single" w:sz="4" w:space="0" w:color="auto"/>
@@ -246,10 +254,62 @@
             <w:pPr>
               <w:spacing w:after="160" w:line="259" w:lineRule="auto"/>
             </w:pPr>
+            <w:r>
+              <w:t xml:space="preserve">Main Color: Deep </w:t>
+            </w:r>
+            <w:proofErr w:type="gramStart"/>
+            <w:r>
+              <w:t>Orange</w:t>
+            </w:r>
+            <w:r>
+              <w:t xml:space="preserve"> </w:t>
+            </w:r>
+            <w:r>
+              <w:t>(</w:t>
+            </w:r>
+            <w:r>
+              <w:t>#</w:t>
+            </w:r>
+            <w:proofErr w:type="gramEnd"/>
+            <w:r>
+              <w:t xml:space="preserve">E85D04) </w:t>
+            </w:r>
+          </w:p>
+          <w:p>
+            <w:pPr>
+              <w:spacing w:after="160" w:line="259" w:lineRule="auto"/>
+            </w:pPr>
+            <w:r>
+              <w:t xml:space="preserve">Secondary Color: </w:t>
+            </w:r>
+            <w:proofErr w:type="gramStart"/>
+            <w:r>
+              <w:t>Cream</w:t>
+            </w:r>
+            <w:r>
+              <w:t xml:space="preserve"> </w:t>
+            </w:r>
+            <w:r>
+              <w:t>(#</w:t>
+            </w:r>
+            <w:proofErr w:type="gramEnd"/>
+            <w:r>
+              <w:t>FFF3E0)</w:t>
+            </w:r>
           </w:p>
         </w:tc>
       </w:tr>
     </w:tbl>
+    <w:p>
+      <w:pPr>
+        <w:rPr>
+          <w:rFonts w:asciiTheme="majorHAnsi" w:eastAsiaTheme="majorEastAsia" w:hAnsiTheme="majorHAnsi" w:cstheme="majorBidi"/>
+          <w:color w:val="0F4761" w:themeColor="accent1" w:themeShade="BF"/>
+          <w:sz w:val="40"/>
+          <w:szCs w:val="40"/>
+        </w:rPr>
+      </w:pPr>
+    </w:p>
     <w:p>
       <w:pPr>
         <w:rPr>
@@ -745,7 +805,15 @@
     </w:p>
     <w:p>
       <w:r>
-        <w:t xml:space="preserve">Once the document is completed, move the details a Bitbucket repository that you create.  The developer creates the repository for the topic that they will be coding.  Add the other two project group members to the repository. </w:t>
+        <w:t xml:space="preserve">Once the document is completed, move the </w:t>
+      </w:r>
+      <w:proofErr w:type="gramStart"/>
+      <w:r>
+        <w:t>details</w:t>
+      </w:r>
+      <w:proofErr w:type="gramEnd"/>
+      <w:r>
+        <w:t xml:space="preserve"> a Bitbucket repository that you create.  The developer creates the repository for the topic that they will be coding.  Add the other two project group members to the repository. </w:t>
       </w:r>
       <w:r>
         <w:t xml:space="preserve"> Add this document to the repository (Commit/Push).  </w:t>
